--- a/public/word/1.docx
+++ b/public/word/1.docx
@@ -1,6 +1,6 @@
 
 <file path=word/document.xml><?xml version="1.0" encoding="utf-8"?>
-<w:document xmlns:wpc="http://schemas.microsoft.com/office/word/2010/wordprocessingCanvas" xmlns:cx="http://schemas.microsoft.com/office/drawing/2014/chartex" xmlns:mc="http://schemas.openxmlformats.org/markup-compatibility/2006" xmlns:o="urn:schemas-microsoft-com:office:office" xmlns:r="http://schemas.openxmlformats.org/officeDocument/2006/relationships" xmlns:m="http://schemas.openxmlformats.org/officeDocument/2006/math" xmlns:v="urn:schemas-microsoft-com:vml" xmlns:wp14="http://schemas.microsoft.com/office/word/2010/wordprocessingDrawing" xmlns:wp="http://schemas.openxmlformats.org/drawingml/2006/wordprocessingDrawing" xmlns:w10="urn:schemas-microsoft-com:office:word" xmlns:w="http://schemas.openxmlformats.org/wordprocessingml/2006/main" xmlns:w14="http://schemas.microsoft.com/office/word/2010/wordml" xmlns:w15="http://schemas.microsoft.com/office/word/2012/wordml" xmlns:w16se="http://schemas.microsoft.com/office/word/2015/wordml/symex" xmlns:wpg="http://schemas.microsoft.com/office/word/2010/wordprocessingGroup" xmlns:wpi="http://schemas.microsoft.com/office/word/2010/wordprocessingInk" xmlns:wne="http://schemas.microsoft.com/office/word/2006/wordml" xmlns:wps="http://schemas.microsoft.com/office/word/2010/wordprocessingShape" mc:Ignorable="w14 w15 w16se wp14">
+<w:document xmlns:wpc="http://schemas.microsoft.com/office/word/2010/wordprocessingCanvas" xmlns:cx="http://schemas.microsoft.com/office/drawing/2014/chartex" xmlns:cx1="http://schemas.microsoft.com/office/drawing/2015/9/8/chartex" xmlns:cx2="http://schemas.microsoft.com/office/drawing/2015/10/21/chartex" xmlns:cx3="http://schemas.microsoft.com/office/drawing/2016/5/9/chartex" xmlns:cx4="http://schemas.microsoft.com/office/drawing/2016/5/10/chartex" xmlns:cx5="http://schemas.microsoft.com/office/drawing/2016/5/11/chartex" xmlns:cx6="http://schemas.microsoft.com/office/drawing/2016/5/12/chartex" xmlns:cx7="http://schemas.microsoft.com/office/drawing/2016/5/13/chartex" xmlns:cx8="http://schemas.microsoft.com/office/drawing/2016/5/14/chartex" xmlns:mc="http://schemas.openxmlformats.org/markup-compatibility/2006" xmlns:aink="http://schemas.microsoft.com/office/drawing/2016/ink" xmlns:am3d="http://schemas.microsoft.com/office/drawing/2017/model3d" xmlns:o="urn:schemas-microsoft-com:office:office" xmlns:oel="http://schemas.microsoft.com/office/2019/extlst" xmlns:r="http://schemas.openxmlformats.org/officeDocument/2006/relationships" xmlns:m="http://schemas.openxmlformats.org/officeDocument/2006/math" xmlns:v="urn:schemas-microsoft-com:vml" xmlns:wp14="http://schemas.microsoft.com/office/word/2010/wordprocessingDrawing" xmlns:wp="http://schemas.openxmlformats.org/drawingml/2006/wordprocessingDrawing" xmlns:w10="urn:schemas-microsoft-com:office:word" xmlns:w="http://schemas.openxmlformats.org/wordprocessingml/2006/main" xmlns:w14="http://schemas.microsoft.com/office/word/2010/wordml" xmlns:w15="http://schemas.microsoft.com/office/word/2012/wordml" xmlns:w16cex="http://schemas.microsoft.com/office/word/2018/wordml/cex" xmlns:w16cid="http://schemas.microsoft.com/office/word/2016/wordml/cid" xmlns:w16="http://schemas.microsoft.com/office/word/2018/wordml" xmlns:w16sdtdh="http://schemas.microsoft.com/office/word/2020/wordml/sdtdatahash" xmlns:w16se="http://schemas.microsoft.com/office/word/2015/wordml/symex" xmlns:wpg="http://schemas.microsoft.com/office/word/2010/wordprocessingGroup" xmlns:wpi="http://schemas.microsoft.com/office/word/2010/wordprocessingInk" xmlns:wne="http://schemas.microsoft.com/office/word/2006/wordml" xmlns:wps="http://schemas.microsoft.com/office/word/2010/wordprocessingShape" mc:Ignorable="w14 w15 w16se w16cid w16 w16cex w16sdtdh wp14">
   <w:body>
     <w:p>
       <w:pPr>
@@ -47,8 +47,6 @@
           <w:lang w:eastAsia="ru-RU"/>
         </w:rPr>
       </w:pPr>
-      <w:bookmarkStart w:id="0" w:name="_GoBack"/>
-      <w:bookmarkEnd w:id="0"/>
     </w:p>
     <w:p>
       <w:pPr>
@@ -142,87 +140,14 @@
     <w:p>
       <w:pPr>
         <w:spacing w:after="0" w:line="240" w:lineRule="auto"/>
-        <w:ind w:firstLine="709"/>
-        <w:rPr>
-          <w:rFonts w:ascii="Times New Roman" w:eastAsia="Times New Roman" w:hAnsi="Times New Roman" w:cs="Times New Roman"/>
-          <w:color w:val="000000"/>
-          <w:sz w:val="28"/>
-          <w:szCs w:val="28"/>
-          <w:lang w:eastAsia="ru-RU"/>
-        </w:rPr>
-      </w:pPr>
-      <w:r>
-        <w:rPr>
-          <w:rFonts w:ascii="Times New Roman" w:eastAsia="Times New Roman" w:hAnsi="Times New Roman" w:cs="Times New Roman"/>
-          <w:noProof/>
-          <w:color w:val="000000"/>
-          <w:sz w:val="28"/>
-          <w:szCs w:val="28"/>
-          <w:lang w:val="en-US"/>
-        </w:rPr>
-        <w:drawing>
-          <wp:anchor distT="0" distB="0" distL="114300" distR="114300" simplePos="0" relativeHeight="251659264" behindDoc="0" locked="0" layoutInCell="1" allowOverlap="0" wp14:anchorId="23AC6DE7" wp14:editId="29010046">
-            <wp:simplePos x="0" y="0"/>
-            <wp:positionH relativeFrom="column">
-              <wp:align>left</wp:align>
-            </wp:positionH>
-            <wp:positionV relativeFrom="line">
-              <wp:posOffset>0</wp:posOffset>
-            </wp:positionV>
-            <wp:extent cx="2689860" cy="2689860"/>
-            <wp:effectExtent l="0" t="0" r="0" b="0"/>
-            <wp:wrapSquare wrapText="bothSides"/>
-            <wp:docPr id="1" name="Рисунок 1" descr="https://studfile.net/html/2706/289/html_bHwkGEpDiy.gTkC/img-pZkEvs.png"/>
-            <wp:cNvGraphicFramePr>
-              <a:graphicFrameLocks xmlns:a="http://schemas.openxmlformats.org/drawingml/2006/main" noChangeAspect="1"/>
-            </wp:cNvGraphicFramePr>
-            <a:graphic xmlns:a="http://schemas.openxmlformats.org/drawingml/2006/main">
-              <a:graphicData uri="http://schemas.openxmlformats.org/drawingml/2006/picture">
-                <pic:pic xmlns:pic="http://schemas.openxmlformats.org/drawingml/2006/picture">
-                  <pic:nvPicPr>
-                    <pic:cNvPr id="0" name="Picture 2" descr="https://studfile.net/html/2706/289/html_bHwkGEpDiy.gTkC/img-pZkEvs.png"/>
-                    <pic:cNvPicPr>
-                      <a:picLocks noChangeAspect="1" noChangeArrowheads="1"/>
-                    </pic:cNvPicPr>
-                  </pic:nvPicPr>
-                  <pic:blipFill>
-                    <a:blip r:embed="rId5">
-                      <a:extLst>
-                        <a:ext uri="{28A0092B-C50C-407E-A947-70E740481C1C}">
-                          <a14:useLocalDpi xmlns:a14="http://schemas.microsoft.com/office/drawing/2010/main" val="0"/>
-                        </a:ext>
-                      </a:extLst>
-                    </a:blip>
-                    <a:srcRect/>
-                    <a:stretch>
-                      <a:fillRect/>
-                    </a:stretch>
-                  </pic:blipFill>
-                  <pic:spPr bwMode="auto">
-                    <a:xfrm>
-                      <a:off x="0" y="0"/>
-                      <a:ext cx="2659119" cy="2659119"/>
-                    </a:xfrm>
-                    <a:prstGeom prst="rect">
-                      <a:avLst/>
-                    </a:prstGeom>
-                    <a:noFill/>
-                    <a:ln>
-                      <a:noFill/>
-                    </a:ln>
-                  </pic:spPr>
-                </pic:pic>
-              </a:graphicData>
-            </a:graphic>
-            <wp14:sizeRelH relativeFrom="page">
-              <wp14:pctWidth>0</wp14:pctWidth>
-            </wp14:sizeRelH>
-            <wp14:sizeRelV relativeFrom="page">
-              <wp14:pctHeight>0</wp14:pctHeight>
-            </wp14:sizeRelV>
-          </wp:anchor>
-        </w:drawing>
-      </w:r>
+        <w:rPr>
+          <w:rFonts w:ascii="Times New Roman" w:eastAsia="Times New Roman" w:hAnsi="Times New Roman" w:cs="Times New Roman"/>
+          <w:color w:val="000000"/>
+          <w:sz w:val="28"/>
+          <w:szCs w:val="28"/>
+          <w:lang w:eastAsia="ru-RU"/>
+        </w:rPr>
+      </w:pPr>
       <w:r>
         <w:rPr>
           <w:rFonts w:ascii="Times New Roman" w:eastAsia="Times New Roman" w:hAnsi="Times New Roman" w:cs="Times New Roman"/>
@@ -557,7 +482,6 @@
           <w:szCs w:val="28"/>
           <w:lang w:eastAsia="ru-RU"/>
         </w:rPr>
-        <w:lastRenderedPageBreak/>
         <w:t>Для облегчения перехода на новые виды и модели выпускаемых металлоконструкций при разработке технологических планировок сварочных цехов целесообразно закладывать некоторые резервные площади. Это, хотя и ведет к увеличению стоимости строитель</w:t>
       </w:r>
       <w:r>
@@ -1112,7 +1036,6 @@
           <w:szCs w:val="28"/>
           <w:lang w:eastAsia="ru-RU"/>
         </w:rPr>
-        <w:lastRenderedPageBreak/>
         <w:t>наиболее выгодный порядок сборки и последовательность на</w:t>
       </w:r>
       <w:r>
@@ -1227,6 +1150,7 @@
           <w:szCs w:val="28"/>
           <w:lang w:eastAsia="ru-RU"/>
         </w:rPr>
+        <w:lastRenderedPageBreak/>
         <w:t>возможность сварки в нижнем положении;</w:t>
       </w:r>
     </w:p>
@@ -1390,29 +1314,7 @@
           <w:lang w:eastAsia="ru-RU"/>
         </w:rPr>
         <w:softHyphen/>
-        <w:t xml:space="preserve">жима сварки с целью устранения прихватки поворотных цапф </w:t>
-      </w:r>
-      <w:proofErr w:type="spellStart"/>
-      <w:r>
-        <w:rPr>
-          <w:rFonts w:ascii="Times New Roman" w:eastAsia="Times New Roman" w:hAnsi="Times New Roman" w:cs="Times New Roman"/>
-          <w:color w:val="000000"/>
-          <w:sz w:val="28"/>
-          <w:szCs w:val="28"/>
-          <w:lang w:eastAsia="ru-RU"/>
-        </w:rPr>
-        <w:t>кантователей</w:t>
-      </w:r>
-      <w:proofErr w:type="spellEnd"/>
-      <w:r>
-        <w:rPr>
-          <w:rFonts w:ascii="Times New Roman" w:eastAsia="Times New Roman" w:hAnsi="Times New Roman" w:cs="Times New Roman"/>
-          <w:color w:val="000000"/>
-          <w:sz w:val="28"/>
-          <w:szCs w:val="28"/>
-          <w:lang w:eastAsia="ru-RU"/>
-        </w:rPr>
-        <w:t xml:space="preserve"> к корпусу технологической оснастки и для нормаль</w:t>
+        <w:t>жима сварки с целью устранения прихватки поворотных цапф кантователей к корпусу технологической оснастки и для нормаль</w:t>
       </w:r>
       <w:r>
         <w:rPr>
@@ -1520,7 +1422,7 @@
 </file>
 
 <file path=word/numbering.xml><?xml version="1.0" encoding="utf-8"?>
-<w:numbering xmlns:wpc="http://schemas.microsoft.com/office/word/2010/wordprocessingCanvas" xmlns:cx="http://schemas.microsoft.com/office/drawing/2014/chartex" xmlns:mc="http://schemas.openxmlformats.org/markup-compatibility/2006" xmlns:o="urn:schemas-microsoft-com:office:office" xmlns:r="http://schemas.openxmlformats.org/officeDocument/2006/relationships" xmlns:m="http://schemas.openxmlformats.org/officeDocument/2006/math" xmlns:v="urn:schemas-microsoft-com:vml" xmlns:wp14="http://schemas.microsoft.com/office/word/2010/wordprocessingDrawing" xmlns:wp="http://schemas.openxmlformats.org/drawingml/2006/wordprocessingDrawing" xmlns:w10="urn:schemas-microsoft-com:office:word" xmlns:w="http://schemas.openxmlformats.org/wordprocessingml/2006/main" xmlns:w14="http://schemas.microsoft.com/office/word/2010/wordml" xmlns:w15="http://schemas.microsoft.com/office/word/2012/wordml" xmlns:w16se="http://schemas.microsoft.com/office/word/2015/wordml/symex" xmlns:wpg="http://schemas.microsoft.com/office/word/2010/wordprocessingGroup" xmlns:wpi="http://schemas.microsoft.com/office/word/2010/wordprocessingInk" xmlns:wne="http://schemas.microsoft.com/office/word/2006/wordml" xmlns:wps="http://schemas.microsoft.com/office/word/2010/wordprocessingShape" mc:Ignorable="w14 w15 w16se wp14">
+<w:numbering xmlns:wpc="http://schemas.microsoft.com/office/word/2010/wordprocessingCanvas" xmlns:cx="http://schemas.microsoft.com/office/drawing/2014/chartex" xmlns:cx1="http://schemas.microsoft.com/office/drawing/2015/9/8/chartex" xmlns:cx2="http://schemas.microsoft.com/office/drawing/2015/10/21/chartex" xmlns:cx3="http://schemas.microsoft.com/office/drawing/2016/5/9/chartex" xmlns:cx4="http://schemas.microsoft.com/office/drawing/2016/5/10/chartex" xmlns:cx5="http://schemas.microsoft.com/office/drawing/2016/5/11/chartex" xmlns:cx6="http://schemas.microsoft.com/office/drawing/2016/5/12/chartex" xmlns:cx7="http://schemas.microsoft.com/office/drawing/2016/5/13/chartex" xmlns:cx8="http://schemas.microsoft.com/office/drawing/2016/5/14/chartex" xmlns:mc="http://schemas.openxmlformats.org/markup-compatibility/2006" xmlns:aink="http://schemas.microsoft.com/office/drawing/2016/ink" xmlns:am3d="http://schemas.microsoft.com/office/drawing/2017/model3d" xmlns:o="urn:schemas-microsoft-com:office:office" xmlns:oel="http://schemas.microsoft.com/office/2019/extlst" xmlns:r="http://schemas.openxmlformats.org/officeDocument/2006/relationships" xmlns:m="http://schemas.openxmlformats.org/officeDocument/2006/math" xmlns:v="urn:schemas-microsoft-com:vml" xmlns:wp14="http://schemas.microsoft.com/office/word/2010/wordprocessingDrawing" xmlns:wp="http://schemas.openxmlformats.org/drawingml/2006/wordprocessingDrawing" xmlns:w10="urn:schemas-microsoft-com:office:word" xmlns:w="http://schemas.openxmlformats.org/wordprocessingml/2006/main" xmlns:w14="http://schemas.microsoft.com/office/word/2010/wordml" xmlns:w15="http://schemas.microsoft.com/office/word/2012/wordml" xmlns:w16cex="http://schemas.microsoft.com/office/word/2018/wordml/cex" xmlns:w16cid="http://schemas.microsoft.com/office/word/2016/wordml/cid" xmlns:w16="http://schemas.microsoft.com/office/word/2018/wordml" xmlns:w16sdtdh="http://schemas.microsoft.com/office/word/2020/wordml/sdtdatahash" xmlns:w16se="http://schemas.microsoft.com/office/word/2015/wordml/symex" xmlns:wpg="http://schemas.microsoft.com/office/word/2010/wordprocessingGroup" xmlns:wpi="http://schemas.microsoft.com/office/word/2010/wordprocessingInk" xmlns:wne="http://schemas.microsoft.com/office/word/2006/wordml" xmlns:wps="http://schemas.microsoft.com/office/word/2010/wordprocessingShape" mc:Ignorable="w14 w15 w16se w16cid w16 w16cex w16sdtdh wp14">
   <w:abstractNum w:abstractNumId="0" w15:restartNumberingAfterBreak="0">
     <w:nsid w:val="47AA1486"/>
     <w:multiLevelType w:val="multilevel"/>
@@ -1670,14 +1572,14 @@
       </w:rPr>
     </w:lvl>
   </w:abstractNum>
-  <w:num w:numId="1">
+  <w:num w:numId="1" w16cid:durableId="1796286201">
     <w:abstractNumId w:val="0"/>
   </w:num>
 </w:numbering>
 </file>
 
 <file path=word/styles.xml><?xml version="1.0" encoding="utf-8"?>
-<w:styles xmlns:mc="http://schemas.openxmlformats.org/markup-compatibility/2006" xmlns:r="http://schemas.openxmlformats.org/officeDocument/2006/relationships" xmlns:w="http://schemas.openxmlformats.org/wordprocessingml/2006/main" xmlns:w14="http://schemas.microsoft.com/office/word/2010/wordml" xmlns:w15="http://schemas.microsoft.com/office/word/2012/wordml" xmlns:w16se="http://schemas.microsoft.com/office/word/2015/wordml/symex" mc:Ignorable="w14 w15 w16se">
+<w:styles xmlns:mc="http://schemas.openxmlformats.org/markup-compatibility/2006" xmlns:r="http://schemas.openxmlformats.org/officeDocument/2006/relationships" xmlns:w="http://schemas.openxmlformats.org/wordprocessingml/2006/main" xmlns:w14="http://schemas.microsoft.com/office/word/2010/wordml" xmlns:w15="http://schemas.microsoft.com/office/word/2012/wordml" xmlns:w16cex="http://schemas.microsoft.com/office/word/2018/wordml/cex" xmlns:w16cid="http://schemas.microsoft.com/office/word/2016/wordml/cid" xmlns:w16="http://schemas.microsoft.com/office/word/2018/wordml" xmlns:w16sdtdh="http://schemas.microsoft.com/office/word/2020/wordml/sdtdatahash" xmlns:w16se="http://schemas.microsoft.com/office/word/2015/wordml/symex" mc:Ignorable="w14 w15 w16se w16cid w16 w16cex w16sdtdh">
   <w:docDefaults>
     <w:rPrDefault>
       <w:rPr>
@@ -1693,7 +1595,7 @@
       </w:pPr>
     </w:pPrDefault>
   </w:docDefaults>
-  <w:latentStyles w:defLockedState="0" w:defUIPriority="99" w:defSemiHidden="0" w:defUnhideWhenUsed="0" w:defQFormat="0" w:count="371">
+  <w:latentStyles w:defLockedState="0" w:defUIPriority="99" w:defSemiHidden="0" w:defUnhideWhenUsed="0" w:defQFormat="0" w:count="376">
     <w:lsdException w:name="Normal" w:uiPriority="0" w:qFormat="1"/>
     <w:lsdException w:name="heading 1" w:uiPriority="9" w:qFormat="1"/>
     <w:lsdException w:name="heading 2" w:semiHidden="1" w:uiPriority="9" w:unhideWhenUsed="1" w:qFormat="1"/>
@@ -2065,6 +1967,11 @@
     <w:lsdException w:name="List Table 5 Dark Accent 6" w:uiPriority="50"/>
     <w:lsdException w:name="List Table 6 Colorful Accent 6" w:uiPriority="51"/>
     <w:lsdException w:name="List Table 7 Colorful Accent 6" w:uiPriority="52"/>
+    <w:lsdException w:name="Mention" w:semiHidden="1" w:unhideWhenUsed="1"/>
+    <w:lsdException w:name="Smart Hyperlink" w:semiHidden="1" w:unhideWhenUsed="1"/>
+    <w:lsdException w:name="Hashtag" w:semiHidden="1" w:unhideWhenUsed="1"/>
+    <w:lsdException w:name="Unresolved Mention" w:semiHidden="1" w:unhideWhenUsed="1"/>
+    <w:lsdException w:name="Smart Link" w:semiHidden="1" w:unhideWhenUsed="1"/>
   </w:latentStyles>
   <w:style w:type="paragraph" w:default="1" w:styleId="a">
     <w:name w:val="Normal"/>
